--- a/Periodic_Table_Reference_Page.docx
+++ b/Periodic_Table_Reference_Page.docx
@@ -24,6 +24,30 @@
           <w:iCs/>
         </w:rPr>
         <w:t xml:space="preserve">Use this annotated reference page alongside the textbook. The 118-element table appears in Chapter 3, Table 3.6.</w:t>
+      </w:r>
+    </w:p>
+    <w:p>
+      <w:pPr>
+        <w:pStyle w:val="Heading2"/>
+      </w:pPr>
+      <w:r>
+        <w:t>Interactive Periodic Table</w:t>
+      </w:r>
+    </w:p>
+    <w:p>
+      <w:r>
+        <w:t xml:space="preserve">For an interactive view of the same 118 elements with hoverable Pauling electronegativity values, see the </w:t>
+      </w:r>
+      <w:hyperlink r:id="rId10">
+        <w:r>
+          <w:rPr>
+            <w:rStyle w:val="Hyperlink"/>
+          </w:rPr>
+          <w:t xml:space="preserve">interactive periodic table</w:t>
+        </w:r>
+      </w:hyperlink>
+      <w:r>
+        <w:t>. It supports keyboard navigation, light and dark themes, and works offline once loaded.</w:t>
       </w:r>
     </w:p>
     <w:p>
